--- a/WPA_Submission/docs/04_คู่มือครู_สคริปต์การสอนและการเก็บหลักฐาน_WPA_50นาที.docx
+++ b/WPA_Submission/docs/04_คู่มือครู_สคริปต์การสอนและการเก็บหลักฐาน_WPA_50นาที.docx
@@ -11,13 +11,13 @@
         <w:t xml:space="preserve">คู่มือครู สคริปต์การสอน และการเก็บหลักฐาน วPA</w:t>
       </w:r>
     </w:p>
-    <w:bookmarkStart w:id="20" w:name="X15a7be3a097bc1032a9b11308db6757f9cb7dbb"/>
+    <w:bookmarkStart w:id="20" w:name="X6d070a3cea79cbc36fcadaae0d2b4c1a0844803"/>
     <w:p>
       <w:pPr>
         <w:pStyle w:val="Heading2"/>
       </w:pPr>
       <w:r>
-        <w:t xml:space="preserve">หน่วยที่ 3 การพัฒนาโครงงาน — ชั่วโมง Integration &amp; Debugging — 50 นาที</w:t>
+        <w:t xml:space="preserve">หน่วยที่ 3 การพัฒนาโครงงาน — Integration &amp; Debugging — 50 นาที</w:t>
       </w:r>
     </w:p>
     <w:p>
@@ -43,13 +43,13 @@
     </w:p>
     <w:bookmarkEnd w:id="20"/>
     <w:bookmarkEnd w:id="21"/>
-    <w:bookmarkStart w:id="22" w:name="X34060407f87ae08e54cf7a7b813d58e275fcbf4"/>
+    <w:bookmarkStart w:id="22" w:name="X50e52c361a0fb9e75b2e6dafac9fe530fa2c7d6"/>
     <w:p>
       <w:pPr>
         <w:pStyle w:val="Heading1"/>
       </w:pPr>
       <w:r>
-        <w:t xml:space="preserve">1. เป้าหมายของวิดีโอ/หลักฐาน</w:t>
+        <w:t xml:space="preserve">1. จุดเน้นของคาบ</w:t>
       </w:r>
     </w:p>
     <w:p>
@@ -69,7 +69,7 @@
         <w:pStyle w:val="Compact"/>
       </w:pPr>
       <w:r>
-        <w:t xml:space="preserve">ผู้เรียนเป็นผู้ลงมือและคิด</w:t>
+        <w:t xml:space="preserve">ผู้เรียนลงมือสำรวจและคิด</w:t>
       </w:r>
     </w:p>
     <w:p>
@@ -81,7 +81,7 @@
         <w:pStyle w:val="Compact"/>
       </w:pPr>
       <w:r>
-        <w:t xml:space="preserve">ครูใช้คำถามและ Feedback ไม่เฉลยทุกอย่าง</w:t>
+        <w:t xml:space="preserve">ผู้เรียนใช้หลักฐาน ไม่แก้ปัญหาแบบสุ่ม</w:t>
       </w:r>
     </w:p>
     <w:p>
@@ -93,7 +93,7 @@
         <w:pStyle w:val="Compact"/>
       </w:pPr>
       <w:r>
-        <w:t xml:space="preserve">ผู้เรียนใช้หลักฐานแก้ปัญหา</w:t>
+        <w:t xml:space="preserve">ครูใช้ Mentimeter เป็น Formative Assessment ท้าย Explore</w:t>
       </w:r>
     </w:p>
     <w:p>
@@ -105,6 +105,18 @@
         <w:pStyle w:val="Compact"/>
       </w:pPr>
       <w:r>
+        <w:t xml:space="preserve">ครูนำคำตอบจริงของผู้เรียนเข้าสู่ Explain</w:t>
+      </w:r>
+    </w:p>
+    <w:p>
+      <w:pPr>
+        <w:numPr>
+          <w:ilvl w:val="0"/>
+          <w:numId w:val="1001"/>
+        </w:numPr>
+        <w:pStyle w:val="Compact"/>
+      </w:pPr>
+      <w:r>
         <w:t xml:space="preserve">ผู้เรียนปรับความคิดหลัง Feedback</w:t>
       </w:r>
     </w:p>
@@ -117,19 +129,7 @@
         <w:pStyle w:val="Compact"/>
       </w:pPr>
       <w:r>
-        <w:t xml:space="preserve">ผู้เรียนเชื่อมต้นแบบกับปัญหาชีวิตจริง</w:t>
-      </w:r>
-    </w:p>
-    <w:p>
-      <w:pPr>
-        <w:numPr>
-          <w:ilvl w:val="0"/>
-          <w:numId w:val="1001"/>
-        </w:numPr>
-        <w:pStyle w:val="Compact"/>
-      </w:pPr>
-      <w:r>
-        <w:t xml:space="preserve">มีผลลัพธ์การเรียนรู้ที่ตรวจสอบได้</w:t>
+        <w:t xml:space="preserve">ผู้เรียนเชื่อมต้นแบบกับชีวิตจริง</w:t>
       </w:r>
     </w:p>
     <w:p>
@@ -140,21 +140,13 @@
       </w:r>
     </w:p>
     <w:bookmarkEnd w:id="22"/>
-    <w:bookmarkStart w:id="23" w:name="X89800d9cbbc38e197e4abb0230633f7b362234c"/>
+    <w:bookmarkStart w:id="23" w:name="Xffc791ffbd30e89fa9df24bf6515ecd81d35e33"/>
     <w:p>
       <w:pPr>
         <w:pStyle w:val="Heading1"/>
       </w:pPr>
       <w:r>
-        <w:t xml:space="preserve">2. ก่อนเริ่มคาบ</w:t>
-      </w:r>
-    </w:p>
-    <w:p>
-      <w:pPr>
-        <w:pStyle w:val="FirstParagraph"/>
-      </w:pPr>
-      <w:r>
-        <w:t xml:space="preserve">เตรียม</w:t>
+        <w:t xml:space="preserve">2. เตรียมก่อนสอน</w:t>
       </w:r>
     </w:p>
     <w:p>
@@ -178,7 +170,7 @@
         <w:pStyle w:val="Compact"/>
       </w:pPr>
       <w:r>
-        <w:t xml:space="preserve">บทบาท 5 บทบาท</w:t>
+        <w:t xml:space="preserve">Station A/B/C</w:t>
       </w:r>
     </w:p>
     <w:p>
@@ -190,7 +182,7 @@
         <w:pStyle w:val="Compact"/>
       </w:pPr>
       <w:r>
-        <w:t xml:space="preserve">ชุดอุปกรณ์ 3 ชุด/กลุ่มตามความพร้อม</w:t>
+        <w:t xml:space="preserve">System Flow Cards</w:t>
       </w:r>
     </w:p>
     <w:p>
@@ -202,7 +194,7 @@
         <w:pStyle w:val="Compact"/>
       </w:pPr>
       <w:r>
-        <w:t xml:space="preserve">Station Cards</w:t>
+        <w:t xml:space="preserve">Challenge Cards</w:t>
       </w:r>
     </w:p>
     <w:p>
@@ -214,7 +206,7 @@
         <w:pStyle w:val="Compact"/>
       </w:pPr>
       <w:r>
-        <w:t xml:space="preserve">Challenge Cards</w:t>
+        <w:t xml:space="preserve">Application Design Cards</w:t>
       </w:r>
     </w:p>
     <w:p>
@@ -226,43 +218,7 @@
         <w:pStyle w:val="Compact"/>
       </w:pPr>
       <w:r>
-        <w:t xml:space="preserve">System Flow Cards</w:t>
-      </w:r>
-    </w:p>
-    <w:p>
-      <w:pPr>
-        <w:numPr>
-          <w:ilvl w:val="0"/>
-          <w:numId w:val="1002"/>
-        </w:numPr>
-        <w:pStyle w:val="Compact"/>
-      </w:pPr>
-      <w:r>
-        <w:t xml:space="preserve">Application Design Cards</w:t>
-      </w:r>
-    </w:p>
-    <w:p>
-      <w:pPr>
-        <w:numPr>
-          <w:ilvl w:val="0"/>
-          <w:numId w:val="1002"/>
-        </w:numPr>
-        <w:pStyle w:val="Compact"/>
-      </w:pPr>
-      <w:r>
-        <w:t xml:space="preserve">AI Hand Quest</w:t>
-      </w:r>
-    </w:p>
-    <w:p>
-      <w:pPr>
-        <w:numPr>
-          <w:ilvl w:val="0"/>
-          <w:numId w:val="1002"/>
-        </w:numPr>
-        <w:pStyle w:val="Compact"/>
-      </w:pPr>
-      <w:r>
-        <w:t xml:space="preserve">ESP32 ที่มี</w:t>
+        <w:t xml:space="preserve">AI Hand Quest + ESP32</w:t>
       </w:r>
       <w:r>
         <w:t xml:space="preserve"> </w:t>
@@ -292,7 +248,88 @@
         <w:pStyle w:val="Compact"/>
       </w:pPr>
       <w:r>
-        <w:t xml:space="preserve">แผนสำรอง Mouse/Touch กรณี Hand Tracking มีปัญหา</w:t>
+        <w:t xml:space="preserve">Mentimeter presentation: Q1 Open-ended + Q2 Multiple Choice</w:t>
+      </w:r>
+    </w:p>
+    <w:p>
+      <w:pPr>
+        <w:numPr>
+          <w:ilvl w:val="0"/>
+          <w:numId w:val="1002"/>
+        </w:numPr>
+        <w:pStyle w:val="Compact"/>
+      </w:pPr>
+      <w:r>
+        <w:t xml:space="preserve">QR ไป</w:t>
+      </w:r>
+      <w:r>
+        <w:t xml:space="preserve"> </w:t>
+      </w:r>
+      <w:r>
+        <w:rPr>
+          <w:rStyle w:val="VerbatimChar"/>
+        </w:rPr>
+        <w:t xml:space="preserve">https://www.menti.com/</w:t>
+      </w:r>
+      <w:r>
+        <w:t xml:space="preserve"> </w:t>
+      </w:r>
+      <w:r>
+        <w:t xml:space="preserve">และ</w:t>
+      </w:r>
+      <w:r>
+        <w:t xml:space="preserve"> </w:t>
+      </w:r>
+      <w:r>
+        <w:rPr>
+          <w:bCs/>
+          <w:b/>
+        </w:rPr>
+        <w:t xml:space="preserve">รหัส Menti จริงของครู</w:t>
+      </w:r>
+    </w:p>
+    <w:p>
+      <w:pPr>
+        <w:numPr>
+          <w:ilvl w:val="0"/>
+          <w:numId w:val="1002"/>
+        </w:numPr>
+        <w:pStyle w:val="Compact"/>
+      </w:pPr>
+      <w:r>
+        <w:t xml:space="preserve">Projector/จอสำหรับแสดงผล Mentimeter</w:t>
+      </w:r>
+    </w:p>
+    <w:p>
+      <w:pPr>
+        <w:numPr>
+          <w:ilvl w:val="0"/>
+          <w:numId w:val="1002"/>
+        </w:numPr>
+        <w:pStyle w:val="Compact"/>
+      </w:pPr>
+      <w:r>
+        <w:t xml:space="preserve">Teacher Dashboard</w:t>
+      </w:r>
+    </w:p>
+    <w:p>
+      <w:pPr>
+        <w:numPr>
+          <w:ilvl w:val="0"/>
+          <w:numId w:val="1002"/>
+        </w:numPr>
+        <w:pStyle w:val="Compact"/>
+      </w:pPr>
+      <w:r>
+        <w:t xml:space="preserve">แผนสำรอง Mouse/Touch และแผนสำรองกรณีอินเทอร์เน็ตมีปัญหา</w:t>
+      </w:r>
+    </w:p>
+    <w:p>
+      <w:pPr>
+        <w:pStyle w:val="BlockText"/>
+      </w:pPr>
+      <w:r>
+        <w:t xml:space="preserve">ก่อนสอนให้เปิด Mentimeter presentation แล้วกรอกรหัสจริงลงสไลด์ PowerPoint/กระดาน ห้ามใช้รหัสสมมติ</w:t>
       </w:r>
     </w:p>
     <w:p>
@@ -303,22 +340,22 @@
       </w:r>
     </w:p>
     <w:bookmarkEnd w:id="23"/>
-    <w:bookmarkStart w:id="29" w:name="X48f35c2a66f9eee57025a635198041515f101dd"/>
+    <w:bookmarkStart w:id="33" w:name="X9398653bdaa4935d899b3f0639dd39a591368b0"/>
     <w:p>
       <w:pPr>
         <w:pStyle w:val="Heading1"/>
       </w:pPr>
       <w:r>
-        <w:t xml:space="preserve">3. สคริปต์ครูแบบย่อ</w:t>
-      </w:r>
-    </w:p>
-    <w:bookmarkStart w:id="24" w:name="นาที-05-engage"/>
+        <w:t xml:space="preserve">3. สคริปต์รายนาที</w:t>
+      </w:r>
+    </w:p>
+    <w:bookmarkStart w:id="24" w:name="นาที-05--engage"/>
     <w:p>
       <w:pPr>
         <w:pStyle w:val="Heading2"/>
       </w:pPr>
       <w:r>
-        <w:t xml:space="preserve">นาที 0–5 Engage</w:t>
+        <w:t xml:space="preserve">นาที 0–5 — Engage</w:t>
       </w:r>
     </w:p>
     <w:p>
@@ -326,7 +363,7 @@
         <w:pStyle w:val="BlockText"/>
       </w:pPr>
       <w:r>
-        <w:t xml:space="preserve">“คาบที่ผ่านมาเราออกแบบต้นแบบระบบควบคุมแบบไม่สัมผัส วันนี้เราไม่ได้แข่งกันว่าใครต่อวงจรเร็วที่สุด แต่เราจะดูว่าใครสามารถอธิบายได้ว่า ‘ระบบคิดอย่างไร’ และ ‘ถ้าพัง เราหาสาเหตุอย่างไร’”</w:t>
+        <w:t xml:space="preserve">“วันนี้เราไม่ได้แข่งกันว่าใครต่อวงจรเร็วที่สุด แต่เราจะพิสูจน์ว่าระบบคิดอย่างไร และถ้าพัง เราหาสาเหตุจากหลักฐานอย่างไร”</w:t>
       </w:r>
     </w:p>
     <w:p>
@@ -334,7 +371,7 @@
         <w:pStyle w:val="FirstParagraph"/>
       </w:pPr>
       <w:r>
-        <w:t xml:space="preserve">สาธิต Hand → LED ON จากนั้นสร้าง Fault</w:t>
+        <w:t xml:space="preserve">สาธิต Hand → LED ON แล้วสร้าง Fault</w:t>
       </w:r>
     </w:p>
     <w:p>
@@ -347,48 +384,6 @@
     </w:p>
     <w:p>
       <w:pPr>
-        <w:pStyle w:val="BlockText"/>
-      </w:pPr>
-      <w:r>
-        <w:t xml:space="preserve">“อย่าเพิ่งบอกวิธีแก้ บอกก่อนว่าหลักฐานอะไรที่เราต้องตรวจ”</w:t>
-      </w:r>
-    </w:p>
-    <w:p>
-      <w:pPr>
-        <w:pStyle w:val="FirstParagraph"/>
-      </w:pPr>
-      <w:r>
-        <w:t xml:space="preserve">ต้องการให้เกิดคำว่า Input, Process, Output, Prediction, HTTP, Route, GPIO</w:t>
-      </w:r>
-    </w:p>
-    <w:bookmarkEnd w:id="24"/>
-    <w:bookmarkStart w:id="25" w:name="นาที-520-explore"/>
-    <w:p>
-      <w:pPr>
-        <w:pStyle w:val="Heading2"/>
-      </w:pPr>
-      <w:r>
-        <w:t xml:space="preserve">นาที 5–20 Explore</w:t>
-      </w:r>
-    </w:p>
-    <w:p>
-      <w:pPr>
-        <w:pStyle w:val="FirstParagraph"/>
-      </w:pPr>
-      <w:r>
-        <w:t xml:space="preserve">ครูเดินถาม ไม่บอกคำตอบตรง ๆ</w:t>
-      </w:r>
-    </w:p>
-    <w:p>
-      <w:pPr>
-        <w:pStyle w:val="BodyText"/>
-      </w:pPr>
-      <w:r>
-        <w:t xml:space="preserve">ตัวอย่างคำถาม:</w:t>
-      </w:r>
-    </w:p>
-    <w:p>
-      <w:pPr>
         <w:numPr>
           <w:ilvl w:val="0"/>
           <w:numId w:val="1003"/>
@@ -396,7 +391,7 @@
         <w:pStyle w:val="Compact"/>
       </w:pPr>
       <w:r>
-        <w:t xml:space="preserve">“สิ่งที่เห็นนี้เป็นอาการหรือสาเหตุ?”</w:t>
+        <w:t xml:space="preserve">Input คืออะไร?</w:t>
       </w:r>
     </w:p>
     <w:p>
@@ -408,7 +403,7 @@
         <w:pStyle w:val="Compact"/>
       </w:pPr>
       <w:r>
-        <w:t xml:space="preserve">“เราพิสูจน์ส่วนนี้อย่างไร?”</w:t>
+        <w:t xml:space="preserve">AI ทำงานที่ใด?</w:t>
       </w:r>
     </w:p>
     <w:p>
@@ -420,7 +415,7 @@
         <w:pStyle w:val="Compact"/>
       </w:pPr>
       <w:r>
-        <w:t xml:space="preserve">“ถ้า</w:t>
+        <w:t xml:space="preserve">ถ้า</w:t>
       </w:r>
       <w:r>
         <w:t xml:space="preserve"> </w:t>
@@ -435,7 +430,7 @@
         <w:t xml:space="preserve"> </w:t>
       </w:r>
       <w:r>
-        <w:t xml:space="preserve">ทำงาน แปลว่าส่วนใดไม่น่าจะเป็นต้นเหตุ?”</w:t>
+        <w:t xml:space="preserve">เปิด LED ได้ แต่ Hand แล้วไม่ติด สิ่งใดผ่านการทดสอบแล้ว?</w:t>
       </w:r>
     </w:p>
     <w:p>
@@ -447,7 +442,17 @@
         <w:pStyle w:val="Compact"/>
       </w:pPr>
       <w:r>
-        <w:t xml:space="preserve">“ถ้า AI สลับผลบ่อย ปัญหาอยู่ที่ข้อมูลหรือ ESP32 เพราะอะไร?”</w:t>
+        <w:t xml:space="preserve">อย่าเพิ่งบอกวิธีแก้ — เราต้องตรวจหลักฐานอะไร?</w:t>
+      </w:r>
+    </w:p>
+    <w:bookmarkEnd w:id="24"/>
+    <w:bookmarkStart w:id="25" w:name="นาที-516--explore-3-stations-11-นาที"/>
+    <w:p>
+      <w:pPr>
+        <w:pStyle w:val="Heading2"/>
+      </w:pPr>
+      <w:r>
+        <w:t xml:space="preserve">นาที 5–16 — Explore: 3 Stations (11 นาที)</w:t>
       </w:r>
     </w:p>
     <w:p>
@@ -455,17 +460,121 @@
         <w:pStyle w:val="FirstParagraph"/>
       </w:pPr>
       <w:r>
-        <w:t xml:space="preserve">เก็บภาพผู้เรียนทดลอง ชี้ Flow อธิบายให้เพื่อน และจดหลักฐาน</w:t>
+        <w:t xml:space="preserve">ครูเดินถาม:</w:t>
+      </w:r>
+    </w:p>
+    <w:p>
+      <w:pPr>
+        <w:numPr>
+          <w:ilvl w:val="0"/>
+          <w:numId w:val="1004"/>
+        </w:numPr>
+        <w:pStyle w:val="Compact"/>
+      </w:pPr>
+      <w:r>
+        <w:t xml:space="preserve">“นี่คืออาการหรือสาเหตุ?”</w:t>
+      </w:r>
+    </w:p>
+    <w:p>
+      <w:pPr>
+        <w:numPr>
+          <w:ilvl w:val="0"/>
+          <w:numId w:val="1004"/>
+        </w:numPr>
+        <w:pStyle w:val="Compact"/>
+      </w:pPr>
+      <w:r>
+        <w:t xml:space="preserve">“พิสูจน์ส่วนนี้อย่างไร?”</w:t>
+      </w:r>
+    </w:p>
+    <w:p>
+      <w:pPr>
+        <w:numPr>
+          <w:ilvl w:val="0"/>
+          <w:numId w:val="1004"/>
+        </w:numPr>
+        <w:pStyle w:val="Compact"/>
+      </w:pPr>
+      <w:r>
+        <w:t xml:space="preserve">“ผลทดสอบนี้ตัดสาเหตุใดออก?”</w:t>
+      </w:r>
+    </w:p>
+    <w:p>
+      <w:pPr>
+        <w:numPr>
+          <w:ilvl w:val="0"/>
+          <w:numId w:val="1004"/>
+        </w:numPr>
+        <w:pStyle w:val="Compact"/>
+      </w:pPr>
+      <w:r>
+        <w:t xml:space="preserve">“ถ้า Prediction สลับบ่อย ทำไมจึงยังไม่ควรไปเปลี่ยน ESP32?”</w:t>
+      </w:r>
+    </w:p>
+    <w:p>
+      <w:pPr>
+        <w:pStyle w:val="FirstParagraph"/>
+      </w:pPr>
+      <w:r>
+        <w:t xml:space="preserve">เก็บภาพ:</w:t>
+      </w:r>
+    </w:p>
+    <w:p>
+      <w:pPr>
+        <w:numPr>
+          <w:ilvl w:val="0"/>
+          <w:numId w:val="1005"/>
+        </w:numPr>
+        <w:pStyle w:val="Compact"/>
+      </w:pPr>
+      <w:r>
+        <w:t xml:space="preserve">ผู้เรียนทดลองจริง</w:t>
+      </w:r>
+    </w:p>
+    <w:p>
+      <w:pPr>
+        <w:numPr>
+          <w:ilvl w:val="0"/>
+          <w:numId w:val="1005"/>
+        </w:numPr>
+        <w:pStyle w:val="Compact"/>
+      </w:pPr>
+      <w:r>
+        <w:t xml:space="preserve">ผู้เรียนชี้ System Flow</w:t>
+      </w:r>
+    </w:p>
+    <w:p>
+      <w:pPr>
+        <w:numPr>
+          <w:ilvl w:val="0"/>
+          <w:numId w:val="1005"/>
+        </w:numPr>
+        <w:pStyle w:val="Compact"/>
+      </w:pPr>
+      <w:r>
+        <w:t xml:space="preserve">Peer Teaching</w:t>
+      </w:r>
+    </w:p>
+    <w:p>
+      <w:pPr>
+        <w:numPr>
+          <w:ilvl w:val="0"/>
+          <w:numId w:val="1005"/>
+        </w:numPr>
+        <w:pStyle w:val="Compact"/>
+      </w:pPr>
+      <w:r>
+        <w:t xml:space="preserve">การจดหลักฐาน</w:t>
       </w:r>
     </w:p>
     <w:bookmarkEnd w:id="25"/>
-    <w:bookmarkStart w:id="26" w:name="นาที-2028-explain"/>
+    <w:bookmarkStart w:id="29" w:name="Xa65f0a2ebddf39063026813b7daed06ba04e9b3"/>
     <w:p>
       <w:pPr>
         <w:pStyle w:val="Heading2"/>
       </w:pPr>
       <w:r>
-        <w:t xml:space="preserve">นาที 20–28 Explain</w:t>
+        <w:t xml:space="preserve">นาที 16–20 — Explore Check-in: Mentimeter (4 นาที)</w:t>
       </w:r>
     </w:p>
     <w:p>
@@ -473,7 +582,179 @@
         <w:pStyle w:val="FirstParagraph"/>
       </w:pPr>
       <w:r>
-        <w:t xml:space="preserve">สุ่มกลุ่มอธิบาย Data Flow</w:t>
+        <w:t xml:space="preserve">ให้</w:t>
+      </w:r>
+      <w:r>
+        <w:t xml:space="preserve"> </w:t>
+      </w:r>
+      <w:r>
+        <w:rPr>
+          <w:bCs/>
+          <w:b/>
+        </w:rPr>
+        <w:t xml:space="preserve">1 เครื่องต่อกลุ่ม</w:t>
+      </w:r>
+      <w:r>
+        <w:t xml:space="preserve"> </w:t>
+      </w:r>
+      <w:r>
+        <w:t xml:space="preserve">โดย Recorder &amp; Presenter เป็นผู้ส่งหลังกลุ่มหารือ</w:t>
+      </w:r>
+    </w:p>
+    <w:bookmarkStart w:id="26" w:name="q1-open-ended--2-นาที"/>
+    <w:p>
+      <w:pPr>
+        <w:pStyle w:val="Heading3"/>
+      </w:pPr>
+      <w:r>
+        <w:t xml:space="preserve">Q1 Open-ended — 2 นาที</w:t>
+      </w:r>
+    </w:p>
+    <w:p>
+      <w:pPr>
+        <w:pStyle w:val="BlockText"/>
+      </w:pPr>
+      <w:r>
+        <w:t xml:space="preserve">“จากการสำรวจ 3 Stations กลุ่มของคุณพบจุดเสี่ยง/ปัญหา/ข้อค้นพบที่สำคัญที่สุดคืออะไร และมีหลักฐานอะไรสนับสนุน?”</w:t>
+      </w:r>
+    </w:p>
+    <w:bookmarkEnd w:id="26"/>
+    <w:bookmarkStart w:id="27" w:name="q2-multiple-choice--1-นาที"/>
+    <w:p>
+      <w:pPr>
+        <w:pStyle w:val="Heading3"/>
+      </w:pPr>
+      <w:r>
+        <w:t xml:space="preserve">Q2 Multiple Choice — 1 นาที</w:t>
+      </w:r>
+    </w:p>
+    <w:p>
+      <w:pPr>
+        <w:pStyle w:val="BlockText"/>
+      </w:pPr>
+      <w:r>
+        <w:t xml:space="preserve">“ถ้า AI ตรวจพบ Hand ถูกต้อง แต่ LED ไม่ติด ควรตรวจสอบส่วนใดก่อน?”</w:t>
+      </w:r>
+    </w:p>
+    <w:p>
+      <w:pPr>
+        <w:pStyle w:val="FirstParagraph"/>
+      </w:pPr>
+      <w:r>
+        <w:t xml:space="preserve">คำตอบที่เหมาะสมที่สุด: HTTP Route / fetch / ESP32 Web Server</w:t>
+      </w:r>
+    </w:p>
+    <w:bookmarkEnd w:id="27"/>
+    <w:bookmarkStart w:id="28" w:name="transition--1-นาที"/>
+    <w:p>
+      <w:pPr>
+        <w:pStyle w:val="Heading3"/>
+      </w:pPr>
+      <w:r>
+        <w:t xml:space="preserve">Transition — 1 นาที</w:t>
+      </w:r>
+    </w:p>
+    <w:p>
+      <w:pPr>
+        <w:pStyle w:val="FirstParagraph"/>
+      </w:pPr>
+      <w:r>
+        <w:t xml:space="preserve">ครูเลือกคำตอบ 2–3 ตัวอย่างบนจอ:</w:t>
+      </w:r>
+    </w:p>
+    <w:p>
+      <w:pPr>
+        <w:numPr>
+          <w:ilvl w:val="0"/>
+          <w:numId w:val="1006"/>
+        </w:numPr>
+        <w:pStyle w:val="Compact"/>
+      </w:pPr>
+      <w:r>
+        <w:t xml:space="preserve">1 คำตอบที่มีหลักฐานชัด</w:t>
+      </w:r>
+    </w:p>
+    <w:p>
+      <w:pPr>
+        <w:numPr>
+          <w:ilvl w:val="0"/>
+          <w:numId w:val="1006"/>
+        </w:numPr>
+        <w:pStyle w:val="Compact"/>
+      </w:pPr>
+      <w:r>
+        <w:t xml:space="preserve">1 คำตอบที่สะท้อน misconception (ถ้ามี)</w:t>
+      </w:r>
+    </w:p>
+    <w:p>
+      <w:pPr>
+        <w:numPr>
+          <w:ilvl w:val="0"/>
+          <w:numId w:val="1006"/>
+        </w:numPr>
+        <w:pStyle w:val="Compact"/>
+      </w:pPr>
+      <w:r>
+        <w:t xml:space="preserve">1 คำตอบที่เชื่อม Flow ได้ดี</w:t>
+      </w:r>
+    </w:p>
+    <w:p>
+      <w:pPr>
+        <w:pStyle w:val="FirstParagraph"/>
+      </w:pPr>
+      <w:r>
+        <w:t xml:space="preserve">ถามต่อ:</w:t>
+      </w:r>
+    </w:p>
+    <w:p>
+      <w:pPr>
+        <w:pStyle w:val="BlockText"/>
+      </w:pPr>
+      <w:r>
+        <w:t xml:space="preserve">“หลักฐานนี้ตัดสาเหตุใดออกได้บ้าง?”</w:t>
+      </w:r>
+      <w:r>
+        <w:br/>
+      </w:r>
+      <w:r>
+        <w:t xml:space="preserve">“ถ้า AI ตรวจ Hand ถูกแล้ว เราควรย้อนกลับไป Train AI ก่อนหรือไม่ เพราะอะไร?”</w:t>
+      </w:r>
+    </w:p>
+    <w:p>
+      <w:pPr>
+        <w:pStyle w:val="FirstParagraph"/>
+      </w:pPr>
+      <w:r>
+        <w:rPr>
+          <w:bCs/>
+          <w:b/>
+        </w:rPr>
+        <w:t xml:space="preserve">อย่าเฉลยทั้งหมดใน Menti</w:t>
+      </w:r>
+      <w:r>
+        <w:t xml:space="preserve"> </w:t>
+      </w:r>
+      <w:r>
+        <w:t xml:space="preserve">ให้ใช้ผลเป็นสะพานเข้าสู่ Explain</w:t>
+      </w:r>
+    </w:p>
+    <w:bookmarkEnd w:id="28"/>
+    <w:bookmarkEnd w:id="29"/>
+    <w:bookmarkStart w:id="30" w:name="นาที-2028--explain"/>
+    <w:p>
+      <w:pPr>
+        <w:pStyle w:val="Heading2"/>
+      </w:pPr>
+      <w:r>
+        <w:t xml:space="preserve">นาที 20–28 — Explain</w:t>
+      </w:r>
+    </w:p>
+    <w:p>
+      <w:pPr>
+        <w:pStyle w:val="FirstParagraph"/>
+      </w:pPr>
+      <w:r>
+        <w:t xml:space="preserve">ให้ผู้เรียนอธิบายก่อน ครูจัดระบบความคิดภายหลัง</w:t>
       </w:r>
     </w:p>
     <w:p>
@@ -481,7 +762,81 @@
         <w:pStyle w:val="BodyText"/>
       </w:pPr>
       <w:r>
-        <w:t xml:space="preserve">ถ้าผู้เรียนตอบว่า AI อยู่ ESP32 ให้ถามต่อ:</w:t>
+        <w:t xml:space="preserve">ย้ำ:</w:t>
+      </w:r>
+    </w:p>
+    <w:p>
+      <w:pPr>
+        <w:numPr>
+          <w:ilvl w:val="0"/>
+          <w:numId w:val="1007"/>
+        </w:numPr>
+        <w:pStyle w:val="Compact"/>
+      </w:pPr>
+      <w:r>
+        <w:t xml:space="preserve">AI = Browser-side processing ในต้นแบบนี้</w:t>
+      </w:r>
+    </w:p>
+    <w:p>
+      <w:pPr>
+        <w:numPr>
+          <w:ilvl w:val="0"/>
+          <w:numId w:val="1007"/>
+        </w:numPr>
+        <w:pStyle w:val="Compact"/>
+      </w:pPr>
+      <w:r>
+        <w:t xml:space="preserve">ESP32 = Web Server + Physical Control</w:t>
+      </w:r>
+    </w:p>
+    <w:p>
+      <w:pPr>
+        <w:numPr>
+          <w:ilvl w:val="0"/>
+          <w:numId w:val="1007"/>
+        </w:numPr>
+        <w:pStyle w:val="Compact"/>
+      </w:pPr>
+      <w:r>
+        <w:t xml:space="preserve">Debugging = ใช้หลักฐานเพื่อลดพื้นที่ของปัญหา</w:t>
+      </w:r>
+    </w:p>
+    <w:p>
+      <w:pPr>
+        <w:numPr>
+          <w:ilvl w:val="0"/>
+          <w:numId w:val="1007"/>
+        </w:numPr>
+        <w:pStyle w:val="Compact"/>
+      </w:pPr>
+      <w:r>
+        <w:t xml:space="preserve">ผล Mentimeter เป็น “ข้อมูลความคิดของห้อง” ที่ช่วยเลือกจุดอธิบาย</w:t>
+      </w:r>
+    </w:p>
+    <w:bookmarkEnd w:id="30"/>
+    <w:bookmarkStart w:id="31" w:name="นาที-2842--elaborate"/>
+    <w:p>
+      <w:pPr>
+        <w:pStyle w:val="Heading2"/>
+      </w:pPr>
+      <w:r>
+        <w:t xml:space="preserve">นาที 28–42 — Elaborate</w:t>
+      </w:r>
+    </w:p>
+    <w:p>
+      <w:pPr>
+        <w:pStyle w:val="FirstParagraph"/>
+      </w:pPr>
+      <w:r>
+        <w:t xml:space="preserve">Challenge Card → Before Feedback → Feedback → After Feedback</w:t>
+      </w:r>
+    </w:p>
+    <w:p>
+      <w:pPr>
+        <w:pStyle w:val="BodyText"/>
+      </w:pPr>
+      <w:r>
+        <w:t xml:space="preserve">ครู:</w:t>
       </w:r>
     </w:p>
     <w:p>
@@ -489,7 +844,7 @@
         <w:pStyle w:val="BlockText"/>
       </w:pPr>
       <w:r>
-        <w:t xml:space="preserve">“ถ้าเราปิด ESP32 แต่เปิดหน้าเว็บไว้ Prediction ยังเปลี่ยนหรือไม่? ถ้ายังเปลี่ยน แสดงว่าอะไร?”</w:t>
+        <w:t xml:space="preserve">“ห้ามแก้แบบสุ่ม ทุกครั้งต้องมีสมมติฐาน หลักฐาน และการทดสอบ”</w:t>
       </w:r>
     </w:p>
     <w:p>
@@ -497,90 +852,32 @@
         <w:pStyle w:val="FirstParagraph"/>
       </w:pPr>
       <w:r>
-        <w:t xml:space="preserve">ให้ผู้เรียนสรุปเองว่า AI อยู่ Browser ในต้นแบบนี้</w:t>
-      </w:r>
-    </w:p>
-    <w:bookmarkEnd w:id="26"/>
-    <w:bookmarkStart w:id="27" w:name="นาที-2842-elaborate"/>
+        <w:t xml:space="preserve">ท้ายช่วงทำ Application Design Card:</w:t>
+      </w:r>
+    </w:p>
+    <w:p>
+      <w:pPr>
+        <w:pStyle w:val="BlockText"/>
+      </w:pPr>
+      <w:r>
+        <w:t xml:space="preserve">“ถ้าไม่ใช่ Hand เปิด LED แต่ต้องแก้ปัญหาจริง กลุ่มจะพัฒนาเป็นระบบอะไร?”</w:t>
+      </w:r>
+    </w:p>
+    <w:bookmarkEnd w:id="31"/>
+    <w:bookmarkStart w:id="32" w:name="นาที-4250--evaluate"/>
     <w:p>
       <w:pPr>
         <w:pStyle w:val="Heading2"/>
       </w:pPr>
       <w:r>
-        <w:t xml:space="preserve">นาที 28–42 Elaborate</w:t>
-      </w:r>
-    </w:p>
-    <w:p>
-      <w:pPr>
-        <w:pStyle w:val="FirstParagraph"/>
-      </w:pPr>
-      <w:r>
-        <w:t xml:space="preserve">แจก Challenge Card</w:t>
-      </w:r>
-    </w:p>
-    <w:p>
-      <w:pPr>
-        <w:pStyle w:val="BodyText"/>
-      </w:pPr>
-      <w:r>
-        <w:t xml:space="preserve">ครูย้ำ:</w:t>
-      </w:r>
-    </w:p>
-    <w:p>
-      <w:pPr>
-        <w:pStyle w:val="BlockText"/>
-      </w:pPr>
-      <w:r>
-        <w:t xml:space="preserve">“ห้ามแก้แบบสุ่ม ทุกครั้งต้องมีสมมติฐานและหลักฐาน”</w:t>
-      </w:r>
-    </w:p>
-    <w:p>
-      <w:pPr>
-        <w:pStyle w:val="FirstParagraph"/>
-      </w:pPr>
-      <w:r>
-        <w:t xml:space="preserve">ก่อน Feedback ถ่ายภาพ/เก็บใบงาน ให้ Feedback 1 ประเด็น จากนั้นให้กลุ่มเขียน After Feedback</w:t>
-      </w:r>
-    </w:p>
-    <w:p>
-      <w:pPr>
-        <w:pStyle w:val="BodyText"/>
-      </w:pPr>
-      <w:r>
-        <w:t xml:space="preserve">ช่วงท้าย:</w:t>
-      </w:r>
-    </w:p>
-    <w:p>
-      <w:pPr>
-        <w:pStyle w:val="BlockText"/>
-      </w:pPr>
-      <w:r>
-        <w:t xml:space="preserve">“ถ้าระบบนี้ไม่ใช่แค่ Hand เปิด LED แต่ต้องแก้ปัญหาจริง กลุ่มของเราจะเอาไปทำอะไร?”</w:t>
-      </w:r>
-    </w:p>
-    <w:p>
-      <w:pPr>
-        <w:pStyle w:val="FirstParagraph"/>
-      </w:pPr>
-      <w:r>
-        <w:t xml:space="preserve">ทำ Application Design Card</w:t>
-      </w:r>
-    </w:p>
-    <w:bookmarkEnd w:id="27"/>
-    <w:bookmarkStart w:id="28" w:name="นาที-4250-evaluate"/>
-    <w:p>
-      <w:pPr>
-        <w:pStyle w:val="Heading2"/>
-      </w:pPr>
-      <w:r>
-        <w:t xml:space="preserve">นาที 42–50 Evaluate</w:t>
-      </w:r>
-    </w:p>
-    <w:p>
-      <w:pPr>
-        <w:numPr>
-          <w:ilvl w:val="0"/>
-          <w:numId w:val="1004"/>
+        <w:t xml:space="preserve">นาที 42–50 — Evaluate</w:t>
+      </w:r>
+    </w:p>
+    <w:p>
+      <w:pPr>
+        <w:numPr>
+          <w:ilvl w:val="0"/>
+          <w:numId w:val="1008"/>
         </w:numPr>
         <w:pStyle w:val="Compact"/>
       </w:pPr>
@@ -592,7 +889,7 @@
       <w:pPr>
         <w:numPr>
           <w:ilvl w:val="0"/>
-          <w:numId w:val="1004"/>
+          <w:numId w:val="1008"/>
         </w:numPr>
         <w:pStyle w:val="Compact"/>
       </w:pPr>
@@ -604,36 +901,36 @@
       <w:pPr>
         <w:numPr>
           <w:ilvl w:val="0"/>
-          <w:numId w:val="1004"/>
-        </w:numPr>
-        <w:pStyle w:val="Compact"/>
-      </w:pPr>
-      <w:r>
-        <w:t xml:space="preserve">ทำ Post-test 10 ข้อ</w:t>
-      </w:r>
-    </w:p>
-    <w:p>
-      <w:pPr>
-        <w:numPr>
-          <w:ilvl w:val="0"/>
-          <w:numId w:val="1004"/>
-        </w:numPr>
-        <w:pStyle w:val="Compact"/>
-      </w:pPr>
-      <w:r>
-        <w:t xml:space="preserve">รอข้อความ “บันทึกผลเข้าระบบครูแล้ว”</w:t>
-      </w:r>
-    </w:p>
-    <w:p>
-      <w:pPr>
-        <w:numPr>
-          <w:ilvl w:val="0"/>
-          <w:numId w:val="1004"/>
-        </w:numPr>
-        <w:pStyle w:val="Compact"/>
-      </w:pPr>
-      <w:r>
-        <w:t xml:space="preserve">ปิดด้วย Reflection 1 ประโยค</w:t>
+          <w:numId w:val="1008"/>
+        </w:numPr>
+        <w:pStyle w:val="Compact"/>
+      </w:pPr>
+      <w:r>
+        <w:t xml:space="preserve">Post-test 10 ข้อ</w:t>
+      </w:r>
+    </w:p>
+    <w:p>
+      <w:pPr>
+        <w:numPr>
+          <w:ilvl w:val="0"/>
+          <w:numId w:val="1008"/>
+        </w:numPr>
+        <w:pStyle w:val="Compact"/>
+      </w:pPr>
+      <w:r>
+        <w:t xml:space="preserve">รอข้อความบันทึกผลเข้าระบบครู</w:t>
+      </w:r>
+    </w:p>
+    <w:p>
+      <w:pPr>
+        <w:numPr>
+          <w:ilvl w:val="0"/>
+          <w:numId w:val="1008"/>
+        </w:numPr>
+        <w:pStyle w:val="Compact"/>
+      </w:pPr>
+      <w:r>
+        <w:t xml:space="preserve">Reflection สั้น</w:t>
       </w:r>
     </w:p>
     <w:p>
@@ -643,104 +940,183 @@
         </w:pict>
       </w:r>
     </w:p>
-    <w:bookmarkEnd w:id="28"/>
-    <w:bookmarkEnd w:id="29"/>
-    <w:bookmarkStart w:id="35" w:name="Xe49a85d96c0ecf8da522ff30040d7efe9fb48a5"/>
+    <w:bookmarkEnd w:id="32"/>
+    <w:bookmarkEnd w:id="33"/>
+    <w:bookmarkStart w:id="34" w:name="X814c4b532a03b0798ac6783e31b112bfcad07bf"/>
     <w:p>
       <w:pPr>
         <w:pStyle w:val="Heading1"/>
       </w:pPr>
       <w:r>
-        <w:t xml:space="preserve">4. คำถามที่ช่วยให้เห็นแนวคิดเชิงคำนวณ</w:t>
-      </w:r>
-    </w:p>
-    <w:bookmarkStart w:id="30" w:name="decomposition"/>
-    <w:p>
-      <w:pPr>
-        <w:pStyle w:val="Heading3"/>
-      </w:pPr>
-      <w:r>
-        <w:t xml:space="preserve">Decomposition</w:t>
-      </w:r>
-    </w:p>
-    <w:p>
-      <w:pPr>
-        <w:pStyle w:val="FirstParagraph"/>
-      </w:pPr>
-      <w:r>
-        <w:t xml:space="preserve">“ระบบนี้แบ่งเป็นส่วนย่อยอะไรบ้าง?”</w:t>
-      </w:r>
-    </w:p>
-    <w:bookmarkEnd w:id="30"/>
-    <w:bookmarkStart w:id="31" w:name="pattern-recognition"/>
-    <w:p>
-      <w:pPr>
-        <w:pStyle w:val="Heading3"/>
-      </w:pPr>
-      <w:r>
-        <w:t xml:space="preserve">Pattern Recognition</w:t>
-      </w:r>
-    </w:p>
-    <w:p>
-      <w:pPr>
-        <w:pStyle w:val="FirstParagraph"/>
-      </w:pPr>
-      <w:r>
-        <w:t xml:space="preserve">“อาการแบบไหนบอกว่าปัญหาอยู่ฝั่ง Browser และแบบไหนอยู่ฝั่ง ESP32?”</w:t>
-      </w:r>
-    </w:p>
-    <w:bookmarkEnd w:id="31"/>
-    <w:bookmarkStart w:id="32" w:name="abstraction"/>
-    <w:p>
-      <w:pPr>
-        <w:pStyle w:val="Heading3"/>
-      </w:pPr>
-      <w:r>
-        <w:t xml:space="preserve">Abstraction</w:t>
-      </w:r>
-    </w:p>
-    <w:p>
-      <w:pPr>
-        <w:pStyle w:val="FirstParagraph"/>
-      </w:pPr>
-      <w:r>
-        <w:t xml:space="preserve">“ถ้าเปลี่ยน LED เป็นพัดลม ส่วนใดของ Flow ยังเหมือนเดิม?”</w:t>
-      </w:r>
-    </w:p>
-    <w:bookmarkEnd w:id="32"/>
-    <w:bookmarkStart w:id="33" w:name="algorithmic-thinking"/>
-    <w:p>
-      <w:pPr>
-        <w:pStyle w:val="Heading3"/>
-      </w:pPr>
-      <w:r>
-        <w:t xml:space="preserve">Algorithmic Thinking</w:t>
-      </w:r>
-    </w:p>
-    <w:p>
-      <w:pPr>
-        <w:pStyle w:val="FirstParagraph"/>
-      </w:pPr>
-      <w:r>
-        <w:t xml:space="preserve">“ถ้าระบบไม่ทำงาน ขั้นตอนตรวจสอบลำดับแรก–สุดท้ายคืออะไร?”</w:t>
-      </w:r>
-    </w:p>
-    <w:bookmarkEnd w:id="33"/>
-    <w:bookmarkStart w:id="34" w:name="application"/>
-    <w:p>
-      <w:pPr>
-        <w:pStyle w:val="Heading3"/>
-      </w:pPr>
-      <w:r>
-        <w:t xml:space="preserve">Application</w:t>
-      </w:r>
-    </w:p>
-    <w:p>
-      <w:pPr>
-        <w:pStyle w:val="FirstParagraph"/>
-      </w:pPr>
-      <w:r>
-        <w:t xml:space="preserve">“ต้นแบบนี้ต้องเปลี่ยนอะไรจึงเหมาะกับผู้ใช้จริง?”</w:t>
+        <w:t xml:space="preserve">4. หลักฐานที่ควรถ่าย/เก็บ</w:t>
+      </w:r>
+    </w:p>
+    <w:p>
+      <w:pPr>
+        <w:numPr>
+          <w:ilvl w:val="0"/>
+          <w:numId w:val="1009"/>
+        </w:numPr>
+        <w:pStyle w:val="Compact"/>
+      </w:pPr>
+      <w:r>
+        <w:t xml:space="preserve">Engage / Fault Demo</w:t>
+      </w:r>
+    </w:p>
+    <w:p>
+      <w:pPr>
+        <w:numPr>
+          <w:ilvl w:val="0"/>
+          <w:numId w:val="1009"/>
+        </w:numPr>
+        <w:pStyle w:val="Compact"/>
+      </w:pPr>
+      <w:r>
+        <w:t xml:space="preserve">Station A/B/C</w:t>
+      </w:r>
+    </w:p>
+    <w:p>
+      <w:pPr>
+        <w:numPr>
+          <w:ilvl w:val="0"/>
+          <w:numId w:val="1009"/>
+        </w:numPr>
+        <w:pStyle w:val="Compact"/>
+      </w:pPr>
+      <w:r>
+        <w:t xml:space="preserve">Peer Teaching</w:t>
+      </w:r>
+    </w:p>
+    <w:p>
+      <w:pPr>
+        <w:numPr>
+          <w:ilvl w:val="0"/>
+          <w:numId w:val="1009"/>
+        </w:numPr>
+        <w:pStyle w:val="Compact"/>
+      </w:pPr>
+      <w:r>
+        <w:rPr>
+          <w:bCs/>
+          <w:b/>
+        </w:rPr>
+        <w:t xml:space="preserve">Mentimeter Q1 Screenshot</w:t>
+      </w:r>
+    </w:p>
+    <w:p>
+      <w:pPr>
+        <w:numPr>
+          <w:ilvl w:val="0"/>
+          <w:numId w:val="1009"/>
+        </w:numPr>
+        <w:pStyle w:val="Compact"/>
+      </w:pPr>
+      <w:r>
+        <w:rPr>
+          <w:bCs/>
+          <w:b/>
+        </w:rPr>
+        <w:t xml:space="preserve">Mentimeter Q2 Bar Chart</w:t>
+      </w:r>
+    </w:p>
+    <w:p>
+      <w:pPr>
+        <w:numPr>
+          <w:ilvl w:val="0"/>
+          <w:numId w:val="1009"/>
+        </w:numPr>
+        <w:pStyle w:val="Compact"/>
+      </w:pPr>
+      <w:r>
+        <w:rPr>
+          <w:bCs/>
+          <w:b/>
+        </w:rPr>
+        <w:t xml:space="preserve">คลิปครูใช้คำตอบ Menti ถามต่อและเข้าสู่ Explain</w:t>
+      </w:r>
+    </w:p>
+    <w:p>
+      <w:pPr>
+        <w:numPr>
+          <w:ilvl w:val="0"/>
+          <w:numId w:val="1009"/>
+        </w:numPr>
+        <w:pStyle w:val="Compact"/>
+      </w:pPr>
+      <w:r>
+        <w:t xml:space="preserve">System Flow</w:t>
+      </w:r>
+    </w:p>
+    <w:p>
+      <w:pPr>
+        <w:numPr>
+          <w:ilvl w:val="0"/>
+          <w:numId w:val="1009"/>
+        </w:numPr>
+        <w:pStyle w:val="Compact"/>
+      </w:pPr>
+      <w:r>
+        <w:t xml:space="preserve">Challenge Before</w:t>
+      </w:r>
+    </w:p>
+    <w:p>
+      <w:pPr>
+        <w:numPr>
+          <w:ilvl w:val="0"/>
+          <w:numId w:val="1009"/>
+        </w:numPr>
+        <w:pStyle w:val="Compact"/>
+      </w:pPr>
+      <w:r>
+        <w:t xml:space="preserve">Feedback</w:t>
+      </w:r>
+    </w:p>
+    <w:p>
+      <w:pPr>
+        <w:numPr>
+          <w:ilvl w:val="0"/>
+          <w:numId w:val="1009"/>
+        </w:numPr>
+        <w:pStyle w:val="Compact"/>
+      </w:pPr>
+      <w:r>
+        <w:t xml:space="preserve">Challenge After</w:t>
+      </w:r>
+    </w:p>
+    <w:p>
+      <w:pPr>
+        <w:numPr>
+          <w:ilvl w:val="0"/>
+          <w:numId w:val="1009"/>
+        </w:numPr>
+        <w:pStyle w:val="Compact"/>
+      </w:pPr>
+      <w:r>
+        <w:t xml:space="preserve">Application Design Card</w:t>
+      </w:r>
+    </w:p>
+    <w:p>
+      <w:pPr>
+        <w:numPr>
+          <w:ilvl w:val="0"/>
+          <w:numId w:val="1009"/>
+        </w:numPr>
+        <w:pStyle w:val="Compact"/>
+      </w:pPr>
+      <w:r>
+        <w:t xml:space="preserve">การสุ่มถามสมาชิก</w:t>
+      </w:r>
+    </w:p>
+    <w:p>
+      <w:pPr>
+        <w:numPr>
+          <w:ilvl w:val="0"/>
+          <w:numId w:val="1009"/>
+        </w:numPr>
+        <w:pStyle w:val="Compact"/>
+      </w:pPr>
+      <w:r>
+        <w:t xml:space="preserve">Teacher Dashboard</w:t>
       </w:r>
     </w:p>
     <w:p>
@@ -751,134 +1127,75 @@
       </w:r>
     </w:p>
     <w:bookmarkEnd w:id="34"/>
-    <w:bookmarkEnd w:id="35"/>
-    <w:bookmarkStart w:id="36" w:name="X649c5c0dcf19e924fb25b08475e08c2923dd176"/>
+    <w:bookmarkStart w:id="35" w:name="X455455727f77ed69e4cd1f9407472c8cdbbd0ab"/>
     <w:p>
       <w:pPr>
         <w:pStyle w:val="Heading1"/>
       </w:pPr>
       <w:r>
-        <w:t xml:space="preserve">5. จุดที่ควรถ่าย/เก็บเป็นหลักฐาน</w:t>
-      </w:r>
-    </w:p>
-    <w:p>
-      <w:pPr>
-        <w:numPr>
-          <w:ilvl w:val="0"/>
-          <w:numId w:val="1005"/>
-        </w:numPr>
-        <w:pStyle w:val="Compact"/>
-      </w:pPr>
-      <w:r>
-        <w:t xml:space="preserve">ผู้เรียนตอบคำถามเปิดคาบ</w:t>
-      </w:r>
-    </w:p>
-    <w:p>
-      <w:pPr>
-        <w:numPr>
-          <w:ilvl w:val="0"/>
-          <w:numId w:val="1005"/>
-        </w:numPr>
-        <w:pStyle w:val="Compact"/>
-      </w:pPr>
-      <w:r>
-        <w:t xml:space="preserve">Station A/B/C</w:t>
-      </w:r>
-    </w:p>
-    <w:p>
-      <w:pPr>
-        <w:numPr>
-          <w:ilvl w:val="0"/>
-          <w:numId w:val="1005"/>
-        </w:numPr>
-        <w:pStyle w:val="Compact"/>
-      </w:pPr>
-      <w:r>
-        <w:t xml:space="preserve">System Flow</w:t>
-      </w:r>
-    </w:p>
-    <w:p>
-      <w:pPr>
-        <w:numPr>
-          <w:ilvl w:val="0"/>
-          <w:numId w:val="1005"/>
-        </w:numPr>
-        <w:pStyle w:val="Compact"/>
-      </w:pPr>
-      <w:r>
-        <w:t xml:space="preserve">Peer Teaching</w:t>
-      </w:r>
-    </w:p>
-    <w:p>
-      <w:pPr>
-        <w:numPr>
-          <w:ilvl w:val="0"/>
-          <w:numId w:val="1005"/>
-        </w:numPr>
-        <w:pStyle w:val="Compact"/>
-      </w:pPr>
-      <w:r>
-        <w:t xml:space="preserve">Challenge Before Feedback</w:t>
-      </w:r>
-    </w:p>
-    <w:p>
-      <w:pPr>
-        <w:numPr>
-          <w:ilvl w:val="0"/>
-          <w:numId w:val="1005"/>
-        </w:numPr>
-        <w:pStyle w:val="Compact"/>
-      </w:pPr>
-      <w:r>
-        <w:t xml:space="preserve">ครูให้ Feedback</w:t>
-      </w:r>
-    </w:p>
-    <w:p>
-      <w:pPr>
-        <w:numPr>
-          <w:ilvl w:val="0"/>
-          <w:numId w:val="1005"/>
-        </w:numPr>
-        <w:pStyle w:val="Compact"/>
-      </w:pPr>
-      <w:r>
-        <w:t xml:space="preserve">Challenge After Feedback</w:t>
-      </w:r>
-    </w:p>
-    <w:p>
-      <w:pPr>
-        <w:numPr>
-          <w:ilvl w:val="0"/>
-          <w:numId w:val="1005"/>
-        </w:numPr>
-        <w:pStyle w:val="Compact"/>
-      </w:pPr>
-      <w:r>
-        <w:t xml:space="preserve">Application Design Card</w:t>
-      </w:r>
-    </w:p>
-    <w:p>
-      <w:pPr>
-        <w:numPr>
-          <w:ilvl w:val="0"/>
-          <w:numId w:val="1005"/>
-        </w:numPr>
-        <w:pStyle w:val="Compact"/>
-      </w:pPr>
-      <w:r>
-        <w:t xml:space="preserve">สุ่มถามสมาชิก</w:t>
-      </w:r>
-    </w:p>
-    <w:p>
-      <w:pPr>
-        <w:numPr>
-          <w:ilvl w:val="0"/>
-          <w:numId w:val="1005"/>
-        </w:numPr>
-        <w:pStyle w:val="Compact"/>
-      </w:pPr>
-      <w:r>
-        <w:t xml:space="preserve">Teacher Dashboard หลังจบกิจกรรม</w:t>
+        <w:t xml:space="preserve">5. แผนสำรอง Mentimeter</w:t>
+      </w:r>
+    </w:p>
+    <w:p>
+      <w:pPr>
+        <w:pStyle w:val="FirstParagraph"/>
+      </w:pPr>
+      <w:r>
+        <w:t xml:space="preserve">ถ้าอินเทอร์เน็ตหรือ Mentimeter ใช้ไม่ได้:</w:t>
+      </w:r>
+    </w:p>
+    <w:p>
+      <w:pPr>
+        <w:numPr>
+          <w:ilvl w:val="0"/>
+          <w:numId w:val="1010"/>
+        </w:numPr>
+        <w:pStyle w:val="Compact"/>
+      </w:pPr>
+      <w:r>
+        <w:t xml:space="preserve">ให้แต่ละกลุ่มเขียน Q1 ลง Sticky Note / กระดาษ A5</w:t>
+      </w:r>
+    </w:p>
+    <w:p>
+      <w:pPr>
+        <w:numPr>
+          <w:ilvl w:val="0"/>
+          <w:numId w:val="1010"/>
+        </w:numPr>
+        <w:pStyle w:val="Compact"/>
+      </w:pPr>
+      <w:r>
+        <w:t xml:space="preserve">Q2 ใช้ยกป้าย A/B/C/D</w:t>
+      </w:r>
+    </w:p>
+    <w:p>
+      <w:pPr>
+        <w:numPr>
+          <w:ilvl w:val="0"/>
+          <w:numId w:val="1010"/>
+        </w:numPr>
+        <w:pStyle w:val="Compact"/>
+      </w:pPr>
+      <w:r>
+        <w:t xml:space="preserve">ครูเลือก 2–3 คำตอบขึ้นจอ/กระดานเหมือนเดิม</w:t>
+      </w:r>
+    </w:p>
+    <w:p>
+      <w:pPr>
+        <w:pStyle w:val="FirstParagraph"/>
+      </w:pPr>
+      <w:r>
+        <w:rPr>
+          <w:bCs/>
+          <w:b/>
+        </w:rPr>
+        <w:t xml:space="preserve">หลักการต้องคงเดิม:</w:t>
+      </w:r>
+      <w:r>
+        <w:t xml:space="preserve"> </w:t>
+      </w:r>
+      <w:r>
+        <w:t xml:space="preserve">รวบรวมความคิดท้าย Explore แล้วใช้ข้อมูลผู้เรียนเข้าสู่ Explain</w:t>
       </w:r>
     </w:p>
     <w:p>
@@ -888,86 +1205,197 @@
         </w:pict>
       </w:r>
     </w:p>
-    <w:bookmarkEnd w:id="36"/>
-    <w:bookmarkStart w:id="37" w:name="X6dcccd73be482f5193e96f47aaf2a95ee1e52f9"/>
+    <w:bookmarkEnd w:id="35"/>
+    <w:bookmarkStart w:id="36" w:name="X9ae1f4a23b99aba89f1c817fde5036fc5e7b38b"/>
     <w:p>
       <w:pPr>
         <w:pStyle w:val="Heading1"/>
       </w:pPr>
       <w:r>
-        <w:t xml:space="preserve">6. สิ่งที่ควรหลีกเลี่ยงในวิดีโอ</w:t>
-      </w:r>
-    </w:p>
-    <w:p>
-      <w:pPr>
-        <w:numPr>
-          <w:ilvl w:val="0"/>
-          <w:numId w:val="1006"/>
-        </w:numPr>
-        <w:pStyle w:val="Compact"/>
-      </w:pPr>
-      <w:r>
-        <w:t xml:space="preserve">ครูพูดยาวเกินไป</w:t>
-      </w:r>
-    </w:p>
-    <w:p>
-      <w:pPr>
-        <w:numPr>
-          <w:ilvl w:val="0"/>
-          <w:numId w:val="1006"/>
-        </w:numPr>
-        <w:pStyle w:val="Compact"/>
-      </w:pPr>
-      <w:r>
-        <w:t xml:space="preserve">ครูเป็นผู้ต่อวงจร/แก้โค้ดแทน</w:t>
-      </w:r>
-    </w:p>
-    <w:p>
-      <w:pPr>
-        <w:numPr>
-          <w:ilvl w:val="0"/>
-          <w:numId w:val="1006"/>
-        </w:numPr>
-        <w:pStyle w:val="Compact"/>
-      </w:pPr>
-      <w:r>
-        <w:t xml:space="preserve">สาธิตสำเร็จอย่างเดียวโดยไม่เห็นปัญหา</w:t>
-      </w:r>
-    </w:p>
-    <w:p>
-      <w:pPr>
-        <w:numPr>
-          <w:ilvl w:val="0"/>
-          <w:numId w:val="1006"/>
-        </w:numPr>
-        <w:pStyle w:val="Compact"/>
-      </w:pPr>
-      <w:r>
-        <w:t xml:space="preserve">ถามเฉพาะนักเรียนเก่ง</w:t>
-      </w:r>
-    </w:p>
-    <w:p>
-      <w:pPr>
-        <w:numPr>
-          <w:ilvl w:val="0"/>
-          <w:numId w:val="1006"/>
-        </w:numPr>
-        <w:pStyle w:val="Compact"/>
-      </w:pPr>
-      <w:r>
-        <w:t xml:space="preserve">ใช้คะแนนเกมเป็นหลักฐานเพียงอย่างเดียว</w:t>
-      </w:r>
-    </w:p>
-    <w:p>
-      <w:pPr>
-        <w:numPr>
-          <w:ilvl w:val="0"/>
-          <w:numId w:val="1006"/>
-        </w:numPr>
-        <w:pStyle w:val="Compact"/>
-      </w:pPr>
-      <w:r>
-        <w:t xml:space="preserve">อ้างผลสัมฤทธิ์ก่อนมีข้อมูลจริง</w:t>
+        <w:t xml:space="preserve">6. Checklist ก่อนสอนจริง</w:t>
+      </w:r>
+    </w:p>
+    <w:p>
+      <w:pPr>
+        <w:numPr>
+          <w:ilvl w:val="0"/>
+          <w:numId w:val="1011"/>
+        </w:numPr>
+        <w:pStyle w:val="Compact"/>
+      </w:pPr>
+      <w:r>
+        <w:t xml:space="preserve">☐ Pre-test 10 ข้อ</w:t>
+      </w:r>
+    </w:p>
+    <w:p>
+      <w:pPr>
+        <w:numPr>
+          <w:ilvl w:val="0"/>
+          <w:numId w:val="1011"/>
+        </w:numPr>
+        <w:pStyle w:val="Compact"/>
+      </w:pPr>
+      <w:r>
+        <w:t xml:space="preserve">☐ Post-test 10 ข้อ</w:t>
+      </w:r>
+    </w:p>
+    <w:p>
+      <w:pPr>
+        <w:numPr>
+          <w:ilvl w:val="0"/>
+          <w:numId w:val="1011"/>
+        </w:numPr>
+        <w:pStyle w:val="Compact"/>
+      </w:pPr>
+      <w:r>
+        <w:t xml:space="preserve">☐ 3 Stations พร้อม</w:t>
+      </w:r>
+    </w:p>
+    <w:p>
+      <w:pPr>
+        <w:numPr>
+          <w:ilvl w:val="0"/>
+          <w:numId w:val="1011"/>
+        </w:numPr>
+        <w:pStyle w:val="Compact"/>
+      </w:pPr>
+      <w:r>
+        <w:t xml:space="preserve">☐ Mentimeter Q1/Q2 สร้างแล้ว</w:t>
+      </w:r>
+    </w:p>
+    <w:p>
+      <w:pPr>
+        <w:numPr>
+          <w:ilvl w:val="0"/>
+          <w:numId w:val="1011"/>
+        </w:numPr>
+        <w:pStyle w:val="Compact"/>
+      </w:pPr>
+      <w:r>
+        <w:t xml:space="preserve">☐ QR</w:t>
+      </w:r>
+      <w:r>
+        <w:t xml:space="preserve"> </w:t>
+      </w:r>
+      <w:r>
+        <w:rPr>
+          <w:rStyle w:val="VerbatimChar"/>
+        </w:rPr>
+        <w:t xml:space="preserve">menti.com</w:t>
+      </w:r>
+      <w:r>
+        <w:t xml:space="preserve"> </w:t>
+      </w:r>
+      <w:r>
+        <w:t xml:space="preserve">ใช้งานได้</w:t>
+      </w:r>
+    </w:p>
+    <w:p>
+      <w:pPr>
+        <w:numPr>
+          <w:ilvl w:val="0"/>
+          <w:numId w:val="1011"/>
+        </w:numPr>
+        <w:pStyle w:val="Compact"/>
+      </w:pPr>
+      <w:r>
+        <w:t xml:space="preserve">☐ รหัส Menti จริงถูกใส่บนสไลด์/จอ</w:t>
+      </w:r>
+    </w:p>
+    <w:p>
+      <w:pPr>
+        <w:numPr>
+          <w:ilvl w:val="0"/>
+          <w:numId w:val="1011"/>
+        </w:numPr>
+        <w:pStyle w:val="Compact"/>
+      </w:pPr>
+      <w:r>
+        <w:t xml:space="preserve">☐ เปิด Moderation ตามความเหมาะสม</w:t>
+      </w:r>
+    </w:p>
+    <w:p>
+      <w:pPr>
+        <w:numPr>
+          <w:ilvl w:val="0"/>
+          <w:numId w:val="1011"/>
+        </w:numPr>
+        <w:pStyle w:val="Compact"/>
+      </w:pPr>
+      <w:r>
+        <w:t xml:space="preserve">☐ Teacher Dashboard โหลดข้อมูลได้</w:t>
+      </w:r>
+    </w:p>
+    <w:p>
+      <w:pPr>
+        <w:numPr>
+          <w:ilvl w:val="0"/>
+          <w:numId w:val="1011"/>
+        </w:numPr>
+        <w:pStyle w:val="Compact"/>
+      </w:pPr>
+      <w:r>
+        <w:t xml:space="preserve">☐ ESP32</w:t>
+      </w:r>
+      <w:r>
+        <w:t xml:space="preserve"> </w:t>
+      </w:r>
+      <w:r>
+        <w:rPr>
+          <w:rStyle w:val="VerbatimChar"/>
+        </w:rPr>
+        <w:t xml:space="preserve">/on</w:t>
+      </w:r>
+      <w:r>
+        <w:t xml:space="preserve"> </w:t>
+      </w:r>
+      <w:r>
+        <w:rPr>
+          <w:rStyle w:val="VerbatimChar"/>
+        </w:rPr>
+        <w:t xml:space="preserve">/off</w:t>
+      </w:r>
+      <w:r>
+        <w:t xml:space="preserve"> </w:t>
+      </w:r>
+      <w:r>
+        <w:t xml:space="preserve">ทำงาน</w:t>
+      </w:r>
+    </w:p>
+    <w:p>
+      <w:pPr>
+        <w:numPr>
+          <w:ilvl w:val="0"/>
+          <w:numId w:val="1011"/>
+        </w:numPr>
+        <w:pStyle w:val="Compact"/>
+      </w:pPr>
+      <w:r>
+        <w:t xml:space="preserve">☐ Webcam permission พร้อม</w:t>
+      </w:r>
+    </w:p>
+    <w:p>
+      <w:pPr>
+        <w:numPr>
+          <w:ilvl w:val="0"/>
+          <w:numId w:val="1011"/>
+        </w:numPr>
+        <w:pStyle w:val="Compact"/>
+      </w:pPr>
+      <w:r>
+        <w:t xml:space="preserve">☐ Challenge + Application Card พร้อม</w:t>
+      </w:r>
+    </w:p>
+    <w:p>
+      <w:pPr>
+        <w:numPr>
+          <w:ilvl w:val="0"/>
+          <w:numId w:val="1011"/>
+        </w:numPr>
+        <w:pStyle w:val="Compact"/>
+      </w:pPr>
+      <w:r>
+        <w:t xml:space="preserve">☐ แผนสำรองอินเทอร์เน็ตพร้อม</w:t>
       </w:r>
     </w:p>
     <w:p>
@@ -977,125 +1405,89 @@
         </w:pict>
       </w:r>
     </w:p>
+    <w:bookmarkEnd w:id="36"/>
+    <w:bookmarkStart w:id="37" w:name="X089eb6989b5a59fec3a2e019d8500cd488f04c3"/>
+    <w:p>
+      <w:pPr>
+        <w:pStyle w:val="Heading1"/>
+      </w:pPr>
+      <w:r>
+        <w:t xml:space="preserve">7. สิ่งที่ควรหลีกเลี่ยง</w:t>
+      </w:r>
+    </w:p>
+    <w:p>
+      <w:pPr>
+        <w:numPr>
+          <w:ilvl w:val="0"/>
+          <w:numId w:val="1012"/>
+        </w:numPr>
+        <w:pStyle w:val="Compact"/>
+      </w:pPr>
+      <w:r>
+        <w:t xml:space="preserve">ใช้ Mentimeter เป็นเกมตอบเร็ว/แข่งขันจนเสียเป้าหมาย Explore</w:t>
+      </w:r>
+    </w:p>
+    <w:p>
+      <w:pPr>
+        <w:numPr>
+          <w:ilvl w:val="0"/>
+          <w:numId w:val="1012"/>
+        </w:numPr>
+        <w:pStyle w:val="Compact"/>
+      </w:pPr>
+      <w:r>
+        <w:t xml:space="preserve">ให้ผู้เรียนตอบ Menti ก่อนหารือในกลุ่ม</w:t>
+      </w:r>
+    </w:p>
+    <w:p>
+      <w:pPr>
+        <w:numPr>
+          <w:ilvl w:val="0"/>
+          <w:numId w:val="1012"/>
+        </w:numPr>
+        <w:pStyle w:val="Compact"/>
+      </w:pPr>
+      <w:r>
+        <w:t xml:space="preserve">ครูเฉลยทันทีโดยไม่ใช้คำตอบผู้เรียนถามต่อ</w:t>
+      </w:r>
+    </w:p>
+    <w:p>
+      <w:pPr>
+        <w:numPr>
+          <w:ilvl w:val="0"/>
+          <w:numId w:val="1012"/>
+        </w:numPr>
+        <w:pStyle w:val="Compact"/>
+      </w:pPr>
+      <w:r>
+        <w:t xml:space="preserve">นับ Menti เป็นคะแนนหลัก</w:t>
+      </w:r>
+    </w:p>
+    <w:p>
+      <w:pPr>
+        <w:numPr>
+          <w:ilvl w:val="0"/>
+          <w:numId w:val="1012"/>
+        </w:numPr>
+        <w:pStyle w:val="Compact"/>
+      </w:pPr>
+      <w:r>
+        <w:t xml:space="preserve">ครูพูดยาวแทนการให้ผู้เรียนอธิบาย</w:t>
+      </w:r>
+    </w:p>
+    <w:p>
+      <w:pPr>
+        <w:numPr>
+          <w:ilvl w:val="0"/>
+          <w:numId w:val="1012"/>
+        </w:numPr>
+        <w:pStyle w:val="Compact"/>
+      </w:pPr>
+      <w:r>
+        <w:t xml:space="preserve">อ้างผลสัมฤทธิ์ก่อนมีข้อมูลจริง</w:t>
+      </w:r>
+    </w:p>
     <w:bookmarkEnd w:id="37"/>
-    <w:bookmarkStart w:id="38" w:name="X4b2feffb2be7a8b5f2ec65b4118ab47ef7a97fb"/>
-    <w:p>
-      <w:pPr>
-        <w:pStyle w:val="Heading1"/>
-      </w:pPr>
-      <w:r>
-        <w:t xml:space="preserve">7. Checklist ก่อนสอนจริง</w:t>
-      </w:r>
-    </w:p>
-    <w:p>
-      <w:pPr>
-        <w:numPr>
-          <w:ilvl w:val="0"/>
-          <w:numId w:val="1007"/>
-        </w:numPr>
-        <w:pStyle w:val="Compact"/>
-      </w:pPr>
-      <w:r>
-        <w:t xml:space="preserve">☐ Pre-test 10 ข้อ</w:t>
-      </w:r>
-    </w:p>
-    <w:p>
-      <w:pPr>
-        <w:numPr>
-          <w:ilvl w:val="0"/>
-          <w:numId w:val="1007"/>
-        </w:numPr>
-        <w:pStyle w:val="Compact"/>
-      </w:pPr>
-      <w:r>
-        <w:t xml:space="preserve">☐ Post-test 10 ข้อ</w:t>
-      </w:r>
-    </w:p>
-    <w:p>
-      <w:pPr>
-        <w:numPr>
-          <w:ilvl w:val="0"/>
-          <w:numId w:val="1007"/>
-        </w:numPr>
-        <w:pStyle w:val="Compact"/>
-      </w:pPr>
-      <w:r>
-        <w:t xml:space="preserve">☐ ห้องถูกต้อง</w:t>
-      </w:r>
-    </w:p>
-    <w:p>
-      <w:pPr>
-        <w:numPr>
-          <w:ilvl w:val="0"/>
-          <w:numId w:val="1007"/>
-        </w:numPr>
-        <w:pStyle w:val="Compact"/>
-      </w:pPr>
-      <w:r>
-        <w:t xml:space="preserve">☐ Teacher Dashboard โหลดข้อมูลได้</w:t>
-      </w:r>
-    </w:p>
-    <w:p>
-      <w:pPr>
-        <w:numPr>
-          <w:ilvl w:val="0"/>
-          <w:numId w:val="1007"/>
-        </w:numPr>
-        <w:pStyle w:val="Compact"/>
-      </w:pPr>
-      <w:r>
-        <w:t xml:space="preserve">☐ ESP32 routes ทำงาน</w:t>
-      </w:r>
-    </w:p>
-    <w:p>
-      <w:pPr>
-        <w:numPr>
-          <w:ilvl w:val="0"/>
-          <w:numId w:val="1007"/>
-        </w:numPr>
-        <w:pStyle w:val="Compact"/>
-      </w:pPr>
-      <w:r>
-        <w:t xml:space="preserve">☐ Webcam permission พร้อม</w:t>
-      </w:r>
-    </w:p>
-    <w:p>
-      <w:pPr>
-        <w:numPr>
-          <w:ilvl w:val="0"/>
-          <w:numId w:val="1007"/>
-        </w:numPr>
-        <w:pStyle w:val="Compact"/>
-      </w:pPr>
-      <w:r>
-        <w:t xml:space="preserve">☐ มี Challenge แบบผิดจริง</w:t>
-      </w:r>
-    </w:p>
-    <w:p>
-      <w:pPr>
-        <w:numPr>
-          <w:ilvl w:val="0"/>
-          <w:numId w:val="1007"/>
-        </w:numPr>
-        <w:pStyle w:val="Compact"/>
-      </w:pPr>
-      <w:r>
-        <w:t xml:space="preserve">☐ มี Application Card</w:t>
-      </w:r>
-    </w:p>
-    <w:p>
-      <w:pPr>
-        <w:numPr>
-          <w:ilvl w:val="0"/>
-          <w:numId w:val="1007"/>
-        </w:numPr>
-        <w:pStyle w:val="Compact"/>
-      </w:pPr>
-      <w:r>
-        <w:t xml:space="preserve">☐ มีแผนสำรองเมื่ออินเทอร์เน็ต/กล้องมีปัญหา</w:t>
-      </w:r>
-    </w:p>
-    <w:bookmarkEnd w:id="38"/>
     <w:sectPr/>
   </w:body>
 </w:document>
@@ -1406,6 +1798,18 @@
     <w:abstractNumId w:val="991"/>
   </w:num>
   <w:num w:numId="1005">
+    <w:abstractNumId w:val="991"/>
+  </w:num>
+  <w:num w:numId="1006">
+    <w:abstractNumId w:val="991"/>
+  </w:num>
+  <w:num w:numId="1007">
+    <w:abstractNumId w:val="991"/>
+  </w:num>
+  <w:num w:numId="1008">
+    <w:abstractNumId w:val="991"/>
+  </w:num>
+  <w:num w:numId="1009">
     <w:abstractNumId w:val="99411"/>
     <w:lvlOverride w:ilvl="0">
       <w:startOverride w:val="1"/>
@@ -1435,10 +1839,13 @@
       <w:startOverride w:val="1"/>
     </w:lvlOverride>
   </w:num>
-  <w:num w:numId="1006">
+  <w:num w:numId="1010">
     <w:abstractNumId w:val="991"/>
   </w:num>
-  <w:num w:numId="1007">
+  <w:num w:numId="1011">
+    <w:abstractNumId w:val="991"/>
+  </w:num>
+  <w:num w:numId="1012">
     <w:abstractNumId w:val="991"/>
   </w:num>
 </w:numbering>

--- a/WPA_Submission/docs/04_คู่มือครู_สคริปต์การสอนและการเก็บหลักฐาน_WPA_50นาที.docx
+++ b/WPA_Submission/docs/04_คู่มือครู_สคริปต์การสอนและการเก็บหลักฐาน_WPA_50นาที.docx
@@ -260,7 +260,7 @@
         <w:pStyle w:val="Compact"/>
       </w:pPr>
       <w:r>
-        <w:t xml:space="preserve">QR ไป</w:t>
+        <w:t xml:space="preserve">Mentimeter direct link:</w:t>
       </w:r>
       <w:r>
         <w:t xml:space="preserve"> </w:t>
@@ -269,13 +269,19 @@
         <w:rPr>
           <w:rStyle w:val="VerbatimChar"/>
         </w:rPr>
-        <w:t xml:space="preserve">https://www.menti.com/</w:t>
-      </w:r>
-      <w:r>
-        <w:t xml:space="preserve"> </w:t>
-      </w:r>
-      <w:r>
-        <w:t xml:space="preserve">และ</w:t>
+        <w:t xml:space="preserve">https://www.menti.com/alxdzgt83ktx</w:t>
+      </w:r>
+    </w:p>
+    <w:p>
+      <w:pPr>
+        <w:numPr>
+          <w:ilvl w:val="0"/>
+          <w:numId w:val="1002"/>
+        </w:numPr>
+        <w:pStyle w:val="Compact"/>
+      </w:pPr>
+      <w:r>
+        <w:t xml:space="preserve">รหัส Menti ปัจจุบัน:</w:t>
       </w:r>
       <w:r>
         <w:t xml:space="preserve"> </w:t>
@@ -285,7 +291,7 @@
           <w:bCs/>
           <w:b/>
         </w:rPr>
-        <w:t xml:space="preserve">รหัส Menti จริงของครู</w:t>
+        <w:t xml:space="preserve">7812 2870</w:t>
       </w:r>
     </w:p>
     <w:p>
@@ -297,6 +303,27 @@
         <w:pStyle w:val="Compact"/>
       </w:pPr>
       <w:r>
+        <w:t xml:space="preserve">QR</w:t>
+      </w:r>
+      <w:r>
+        <w:t xml:space="preserve"> </w:t>
+      </w:r>
+      <w:r>
+        <w:rPr>
+          <w:rStyle w:val="VerbatimChar"/>
+        </w:rPr>
+        <w:t xml:space="preserve">QR_Mentimeter_Join.png</w:t>
+      </w:r>
+    </w:p>
+    <w:p>
+      <w:pPr>
+        <w:numPr>
+          <w:ilvl w:val="0"/>
+          <w:numId w:val="1002"/>
+        </w:numPr>
+        <w:pStyle w:val="Compact"/>
+      </w:pPr>
+      <w:r>
         <w:t xml:space="preserve">Projector/จอสำหรับแสดงผล Mentimeter</w:t>
       </w:r>
     </w:p>
@@ -329,7 +356,23 @@
         <w:pStyle w:val="BlockText"/>
       </w:pPr>
       <w:r>
-        <w:t xml:space="preserve">ก่อนสอนให้เปิด Mentimeter presentation แล้วกรอกรหัสจริงลงสไลด์ PowerPoint/กระดาน ห้ามใช้รหัสสมมติ</w:t>
+        <w:t xml:space="preserve">ก่อนสอนให้ทดสอบลิงก์ตรงและ QR แล้วตรวจว่ารหัส</w:t>
+      </w:r>
+      <w:r>
+        <w:t xml:space="preserve"> </w:t>
+      </w:r>
+      <w:r>
+        <w:rPr>
+          <w:bCs/>
+          <w:b/>
+        </w:rPr>
+        <w:t xml:space="preserve">7812 2870</w:t>
+      </w:r>
+      <w:r>
+        <w:t xml:space="preserve"> </w:t>
+      </w:r>
+      <w:r>
+        <w:t xml:space="preserve">ยังเป็นรหัสปัจจุบัน หากรหัสเปลี่ยนให้ใช้ลิงก์ตรง/QR เป็นหลักและแก้รหัสบนจอ</w:t>
       </w:r>
     </w:p>
     <w:p>
@@ -601,6 +644,84 @@
         <w:t xml:space="preserve">โดย Recorder &amp; Presenter เป็นผู้ส่งหลังกลุ่มหารือ</w:t>
       </w:r>
     </w:p>
+    <w:p>
+      <w:pPr>
+        <w:pStyle w:val="BodyText"/>
+      </w:pPr>
+      <w:r>
+        <w:t xml:space="preserve">นักเรียนเข้าร่วมผ่าน:</w:t>
+      </w:r>
+    </w:p>
+    <w:p>
+      <w:pPr>
+        <w:numPr>
+          <w:ilvl w:val="0"/>
+          <w:numId w:val="1006"/>
+        </w:numPr>
+        <w:pStyle w:val="Compact"/>
+      </w:pPr>
+      <w:r>
+        <w:t xml:space="preserve">ลิงก์ตรง</w:t>
+      </w:r>
+      <w:r>
+        <w:t xml:space="preserve"> </w:t>
+      </w:r>
+      <w:r>
+        <w:rPr>
+          <w:rStyle w:val="VerbatimChar"/>
+        </w:rPr>
+        <w:t xml:space="preserve">https://www.menti.com/alxdzgt83ktx</w:t>
+      </w:r>
+    </w:p>
+    <w:p>
+      <w:pPr>
+        <w:numPr>
+          <w:ilvl w:val="0"/>
+          <w:numId w:val="1006"/>
+        </w:numPr>
+        <w:pStyle w:val="Compact"/>
+      </w:pPr>
+      <w:r>
+        <w:t xml:space="preserve">QR บนสไลด์</w:t>
+      </w:r>
+    </w:p>
+    <w:p>
+      <w:pPr>
+        <w:numPr>
+          <w:ilvl w:val="0"/>
+          <w:numId w:val="1006"/>
+        </w:numPr>
+        <w:pStyle w:val="Compact"/>
+      </w:pPr>
+      <w:r>
+        <w:t xml:space="preserve">หรือเข้า</w:t>
+      </w:r>
+      <w:r>
+        <w:t xml:space="preserve"> </w:t>
+      </w:r>
+      <w:r>
+        <w:rPr>
+          <w:rStyle w:val="VerbatimChar"/>
+        </w:rPr>
+        <w:t xml:space="preserve">menti.com</w:t>
+      </w:r>
+      <w:r>
+        <w:t xml:space="preserve"> </w:t>
+      </w:r>
+      <w:r>
+        <w:t xml:space="preserve">แล้วกรอกรหัส</w:t>
+      </w:r>
+      <w:r>
+        <w:t xml:space="preserve"> </w:t>
+      </w:r>
+      <w:r>
+        <w:rPr>
+          <w:bCs/>
+          <w:b/>
+        </w:rPr>
+        <w:t xml:space="preserve">7812 2870</w:t>
+      </w:r>
+    </w:p>
     <w:bookmarkStart w:id="26" w:name="q1-open-ended--2-นาที"/>
     <w:p>
       <w:pPr>
@@ -666,7 +787,7 @@
       <w:pPr>
         <w:numPr>
           <w:ilvl w:val="0"/>
-          <w:numId w:val="1006"/>
+          <w:numId w:val="1007"/>
         </w:numPr>
         <w:pStyle w:val="Compact"/>
       </w:pPr>
@@ -678,7 +799,7 @@
       <w:pPr>
         <w:numPr>
           <w:ilvl w:val="0"/>
-          <w:numId w:val="1006"/>
+          <w:numId w:val="1007"/>
         </w:numPr>
         <w:pStyle w:val="Compact"/>
       </w:pPr>
@@ -690,7 +811,7 @@
       <w:pPr>
         <w:numPr>
           <w:ilvl w:val="0"/>
-          <w:numId w:val="1006"/>
+          <w:numId w:val="1007"/>
         </w:numPr>
         <w:pStyle w:val="Compact"/>
       </w:pPr>
@@ -769,7 +890,7 @@
       <w:pPr>
         <w:numPr>
           <w:ilvl w:val="0"/>
-          <w:numId w:val="1007"/>
+          <w:numId w:val="1008"/>
         </w:numPr>
         <w:pStyle w:val="Compact"/>
       </w:pPr>
@@ -781,7 +902,7 @@
       <w:pPr>
         <w:numPr>
           <w:ilvl w:val="0"/>
-          <w:numId w:val="1007"/>
+          <w:numId w:val="1008"/>
         </w:numPr>
         <w:pStyle w:val="Compact"/>
       </w:pPr>
@@ -793,7 +914,7 @@
       <w:pPr>
         <w:numPr>
           <w:ilvl w:val="0"/>
-          <w:numId w:val="1007"/>
+          <w:numId w:val="1008"/>
         </w:numPr>
         <w:pStyle w:val="Compact"/>
       </w:pPr>
@@ -805,7 +926,7 @@
       <w:pPr>
         <w:numPr>
           <w:ilvl w:val="0"/>
-          <w:numId w:val="1007"/>
+          <w:numId w:val="1008"/>
         </w:numPr>
         <w:pStyle w:val="Compact"/>
       </w:pPr>
@@ -877,7 +998,7 @@
       <w:pPr>
         <w:numPr>
           <w:ilvl w:val="0"/>
-          <w:numId w:val="1008"/>
+          <w:numId w:val="1009"/>
         </w:numPr>
         <w:pStyle w:val="Compact"/>
       </w:pPr>
@@ -889,7 +1010,7 @@
       <w:pPr>
         <w:numPr>
           <w:ilvl w:val="0"/>
-          <w:numId w:val="1008"/>
+          <w:numId w:val="1009"/>
         </w:numPr>
         <w:pStyle w:val="Compact"/>
       </w:pPr>
@@ -901,7 +1022,7 @@
       <w:pPr>
         <w:numPr>
           <w:ilvl w:val="0"/>
-          <w:numId w:val="1008"/>
+          <w:numId w:val="1009"/>
         </w:numPr>
         <w:pStyle w:val="Compact"/>
       </w:pPr>
@@ -913,7 +1034,7 @@
       <w:pPr>
         <w:numPr>
           <w:ilvl w:val="0"/>
-          <w:numId w:val="1008"/>
+          <w:numId w:val="1009"/>
         </w:numPr>
         <w:pStyle w:val="Compact"/>
       </w:pPr>
@@ -925,7 +1046,7 @@
       <w:pPr>
         <w:numPr>
           <w:ilvl w:val="0"/>
-          <w:numId w:val="1008"/>
+          <w:numId w:val="1009"/>
         </w:numPr>
         <w:pStyle w:val="Compact"/>
       </w:pPr>
@@ -955,7 +1076,7 @@
       <w:pPr>
         <w:numPr>
           <w:ilvl w:val="0"/>
-          <w:numId w:val="1009"/>
+          <w:numId w:val="1010"/>
         </w:numPr>
         <w:pStyle w:val="Compact"/>
       </w:pPr>
@@ -967,7 +1088,7 @@
       <w:pPr>
         <w:numPr>
           <w:ilvl w:val="0"/>
-          <w:numId w:val="1009"/>
+          <w:numId w:val="1010"/>
         </w:numPr>
         <w:pStyle w:val="Compact"/>
       </w:pPr>
@@ -979,7 +1100,7 @@
       <w:pPr>
         <w:numPr>
           <w:ilvl w:val="0"/>
-          <w:numId w:val="1009"/>
+          <w:numId w:val="1010"/>
         </w:numPr>
         <w:pStyle w:val="Compact"/>
       </w:pPr>
@@ -991,7 +1112,7 @@
       <w:pPr>
         <w:numPr>
           <w:ilvl w:val="0"/>
-          <w:numId w:val="1009"/>
+          <w:numId w:val="1010"/>
         </w:numPr>
         <w:pStyle w:val="Compact"/>
       </w:pPr>
@@ -1007,7 +1128,7 @@
       <w:pPr>
         <w:numPr>
           <w:ilvl w:val="0"/>
-          <w:numId w:val="1009"/>
+          <w:numId w:val="1010"/>
         </w:numPr>
         <w:pStyle w:val="Compact"/>
       </w:pPr>
@@ -1023,7 +1144,7 @@
       <w:pPr>
         <w:numPr>
           <w:ilvl w:val="0"/>
-          <w:numId w:val="1009"/>
+          <w:numId w:val="1010"/>
         </w:numPr>
         <w:pStyle w:val="Compact"/>
       </w:pPr>
@@ -1039,7 +1160,7 @@
       <w:pPr>
         <w:numPr>
           <w:ilvl w:val="0"/>
-          <w:numId w:val="1009"/>
+          <w:numId w:val="1010"/>
         </w:numPr>
         <w:pStyle w:val="Compact"/>
       </w:pPr>
@@ -1051,7 +1172,7 @@
       <w:pPr>
         <w:numPr>
           <w:ilvl w:val="0"/>
-          <w:numId w:val="1009"/>
+          <w:numId w:val="1010"/>
         </w:numPr>
         <w:pStyle w:val="Compact"/>
       </w:pPr>
@@ -1063,7 +1184,7 @@
       <w:pPr>
         <w:numPr>
           <w:ilvl w:val="0"/>
-          <w:numId w:val="1009"/>
+          <w:numId w:val="1010"/>
         </w:numPr>
         <w:pStyle w:val="Compact"/>
       </w:pPr>
@@ -1075,7 +1196,7 @@
       <w:pPr>
         <w:numPr>
           <w:ilvl w:val="0"/>
-          <w:numId w:val="1009"/>
+          <w:numId w:val="1010"/>
         </w:numPr>
         <w:pStyle w:val="Compact"/>
       </w:pPr>
@@ -1087,7 +1208,7 @@
       <w:pPr>
         <w:numPr>
           <w:ilvl w:val="0"/>
-          <w:numId w:val="1009"/>
+          <w:numId w:val="1010"/>
         </w:numPr>
         <w:pStyle w:val="Compact"/>
       </w:pPr>
@@ -1099,7 +1220,7 @@
       <w:pPr>
         <w:numPr>
           <w:ilvl w:val="0"/>
-          <w:numId w:val="1009"/>
+          <w:numId w:val="1010"/>
         </w:numPr>
         <w:pStyle w:val="Compact"/>
       </w:pPr>
@@ -1111,7 +1232,7 @@
       <w:pPr>
         <w:numPr>
           <w:ilvl w:val="0"/>
-          <w:numId w:val="1009"/>
+          <w:numId w:val="1010"/>
         </w:numPr>
         <w:pStyle w:val="Compact"/>
       </w:pPr>
@@ -1148,7 +1269,7 @@
       <w:pPr>
         <w:numPr>
           <w:ilvl w:val="0"/>
-          <w:numId w:val="1010"/>
+          <w:numId w:val="1011"/>
         </w:numPr>
         <w:pStyle w:val="Compact"/>
       </w:pPr>
@@ -1160,7 +1281,7 @@
       <w:pPr>
         <w:numPr>
           <w:ilvl w:val="0"/>
-          <w:numId w:val="1010"/>
+          <w:numId w:val="1011"/>
         </w:numPr>
         <w:pStyle w:val="Compact"/>
       </w:pPr>
@@ -1172,7 +1293,7 @@
       <w:pPr>
         <w:numPr>
           <w:ilvl w:val="0"/>
-          <w:numId w:val="1010"/>
+          <w:numId w:val="1011"/>
         </w:numPr>
         <w:pStyle w:val="Compact"/>
       </w:pPr>
@@ -1219,7 +1340,7 @@
       <w:pPr>
         <w:numPr>
           <w:ilvl w:val="0"/>
-          <w:numId w:val="1011"/>
+          <w:numId w:val="1012"/>
         </w:numPr>
         <w:pStyle w:val="Compact"/>
       </w:pPr>
@@ -1231,7 +1352,7 @@
       <w:pPr>
         <w:numPr>
           <w:ilvl w:val="0"/>
-          <w:numId w:val="1011"/>
+          <w:numId w:val="1012"/>
         </w:numPr>
         <w:pStyle w:val="Compact"/>
       </w:pPr>
@@ -1243,7 +1364,7 @@
       <w:pPr>
         <w:numPr>
           <w:ilvl w:val="0"/>
-          <w:numId w:val="1011"/>
+          <w:numId w:val="1012"/>
         </w:numPr>
         <w:pStyle w:val="Compact"/>
       </w:pPr>
@@ -1255,7 +1376,7 @@
       <w:pPr>
         <w:numPr>
           <w:ilvl w:val="0"/>
-          <w:numId w:val="1011"/>
+          <w:numId w:val="1012"/>
         </w:numPr>
         <w:pStyle w:val="Compact"/>
       </w:pPr>
@@ -1267,12 +1388,12 @@
       <w:pPr>
         <w:numPr>
           <w:ilvl w:val="0"/>
-          <w:numId w:val="1011"/>
-        </w:numPr>
-        <w:pStyle w:val="Compact"/>
-      </w:pPr>
-      <w:r>
-        <w:t xml:space="preserve">☐ QR</w:t>
+          <w:numId w:val="1012"/>
+        </w:numPr>
+        <w:pStyle w:val="Compact"/>
+      </w:pPr>
+      <w:r>
+        <w:t xml:space="preserve">☐ ลิงก์</w:t>
       </w:r>
       <w:r>
         <w:t xml:space="preserve"> </w:t>
@@ -1281,32 +1402,72 @@
         <w:rPr>
           <w:rStyle w:val="VerbatimChar"/>
         </w:rPr>
-        <w:t xml:space="preserve">menti.com</w:t>
+        <w:t xml:space="preserve">https://www.menti.com/alxdzgt83ktx</w:t>
       </w:r>
       <w:r>
         <w:t xml:space="preserve"> </w:t>
       </w:r>
       <w:r>
-        <w:t xml:space="preserve">ใช้งานได้</w:t>
-      </w:r>
-    </w:p>
-    <w:p>
-      <w:pPr>
-        <w:numPr>
-          <w:ilvl w:val="0"/>
-          <w:numId w:val="1011"/>
-        </w:numPr>
-        <w:pStyle w:val="Compact"/>
-      </w:pPr>
-      <w:r>
-        <w:t xml:space="preserve">☐ รหัส Menti จริงถูกใส่บนสไลด์/จอ</w:t>
-      </w:r>
-    </w:p>
-    <w:p>
-      <w:pPr>
-        <w:numPr>
-          <w:ilvl w:val="0"/>
-          <w:numId w:val="1011"/>
+        <w:t xml:space="preserve">เปิดได้</w:t>
+      </w:r>
+    </w:p>
+    <w:p>
+      <w:pPr>
+        <w:numPr>
+          <w:ilvl w:val="0"/>
+          <w:numId w:val="1012"/>
+        </w:numPr>
+        <w:pStyle w:val="Compact"/>
+      </w:pPr>
+      <w:r>
+        <w:t xml:space="preserve">☐ QR</w:t>
+      </w:r>
+      <w:r>
+        <w:t xml:space="preserve"> </w:t>
+      </w:r>
+      <w:r>
+        <w:rPr>
+          <w:rStyle w:val="VerbatimChar"/>
+        </w:rPr>
+        <w:t xml:space="preserve">QR_Mentimeter_Join.png</w:t>
+      </w:r>
+      <w:r>
+        <w:t xml:space="preserve"> </w:t>
+      </w:r>
+      <w:r>
+        <w:t xml:space="preserve">เปิด presentation ได้</w:t>
+      </w:r>
+    </w:p>
+    <w:p>
+      <w:pPr>
+        <w:numPr>
+          <w:ilvl w:val="0"/>
+          <w:numId w:val="1012"/>
+        </w:numPr>
+        <w:pStyle w:val="Compact"/>
+      </w:pPr>
+      <w:r>
+        <w:t xml:space="preserve">☐ ตรวจรหัส Menti ปัจจุบัน (ล่าสุด</w:t>
+      </w:r>
+      <w:r>
+        <w:t xml:space="preserve"> </w:t>
+      </w:r>
+      <w:r>
+        <w:rPr>
+          <w:bCs/>
+          <w:b/>
+        </w:rPr>
+        <w:t xml:space="preserve">7812 2870</w:t>
+      </w:r>
+      <w:r>
+        <w:t xml:space="preserve">)</w:t>
+      </w:r>
+    </w:p>
+    <w:p>
+      <w:pPr>
+        <w:numPr>
+          <w:ilvl w:val="0"/>
+          <w:numId w:val="1012"/>
         </w:numPr>
         <w:pStyle w:val="Compact"/>
       </w:pPr>
@@ -1318,7 +1479,7 @@
       <w:pPr>
         <w:numPr>
           <w:ilvl w:val="0"/>
-          <w:numId w:val="1011"/>
+          <w:numId w:val="1012"/>
         </w:numPr>
         <w:pStyle w:val="Compact"/>
       </w:pPr>
@@ -1330,7 +1491,7 @@
       <w:pPr>
         <w:numPr>
           <w:ilvl w:val="0"/>
-          <w:numId w:val="1011"/>
+          <w:numId w:val="1012"/>
         </w:numPr>
         <w:pStyle w:val="Compact"/>
       </w:pPr>
@@ -1366,7 +1527,7 @@
       <w:pPr>
         <w:numPr>
           <w:ilvl w:val="0"/>
-          <w:numId w:val="1011"/>
+          <w:numId w:val="1012"/>
         </w:numPr>
         <w:pStyle w:val="Compact"/>
       </w:pPr>
@@ -1378,7 +1539,7 @@
       <w:pPr>
         <w:numPr>
           <w:ilvl w:val="0"/>
-          <w:numId w:val="1011"/>
+          <w:numId w:val="1012"/>
         </w:numPr>
         <w:pStyle w:val="Compact"/>
       </w:pPr>
@@ -1390,7 +1551,7 @@
       <w:pPr>
         <w:numPr>
           <w:ilvl w:val="0"/>
-          <w:numId w:val="1011"/>
+          <w:numId w:val="1012"/>
         </w:numPr>
         <w:pStyle w:val="Compact"/>
       </w:pPr>
@@ -1419,7 +1580,7 @@
       <w:pPr>
         <w:numPr>
           <w:ilvl w:val="0"/>
-          <w:numId w:val="1012"/>
+          <w:numId w:val="1013"/>
         </w:numPr>
         <w:pStyle w:val="Compact"/>
       </w:pPr>
@@ -1431,7 +1592,7 @@
       <w:pPr>
         <w:numPr>
           <w:ilvl w:val="0"/>
-          <w:numId w:val="1012"/>
+          <w:numId w:val="1013"/>
         </w:numPr>
         <w:pStyle w:val="Compact"/>
       </w:pPr>
@@ -1443,7 +1604,7 @@
       <w:pPr>
         <w:numPr>
           <w:ilvl w:val="0"/>
-          <w:numId w:val="1012"/>
+          <w:numId w:val="1013"/>
         </w:numPr>
         <w:pStyle w:val="Compact"/>
       </w:pPr>
@@ -1455,7 +1616,7 @@
       <w:pPr>
         <w:numPr>
           <w:ilvl w:val="0"/>
-          <w:numId w:val="1012"/>
+          <w:numId w:val="1013"/>
         </w:numPr>
         <w:pStyle w:val="Compact"/>
       </w:pPr>
@@ -1467,7 +1628,7 @@
       <w:pPr>
         <w:numPr>
           <w:ilvl w:val="0"/>
-          <w:numId w:val="1012"/>
+          <w:numId w:val="1013"/>
         </w:numPr>
         <w:pStyle w:val="Compact"/>
       </w:pPr>
@@ -1479,7 +1640,7 @@
       <w:pPr>
         <w:numPr>
           <w:ilvl w:val="0"/>
-          <w:numId w:val="1012"/>
+          <w:numId w:val="1013"/>
         </w:numPr>
         <w:pStyle w:val="Compact"/>
       </w:pPr>
@@ -1810,6 +1971,9 @@
     <w:abstractNumId w:val="991"/>
   </w:num>
   <w:num w:numId="1009">
+    <w:abstractNumId w:val="991"/>
+  </w:num>
+  <w:num w:numId="1010">
     <w:abstractNumId w:val="99411"/>
     <w:lvlOverride w:ilvl="0">
       <w:startOverride w:val="1"/>
@@ -1839,13 +2003,13 @@
       <w:startOverride w:val="1"/>
     </w:lvlOverride>
   </w:num>
-  <w:num w:numId="1010">
-    <w:abstractNumId w:val="991"/>
-  </w:num>
   <w:num w:numId="1011">
     <w:abstractNumId w:val="991"/>
   </w:num>
   <w:num w:numId="1012">
+    <w:abstractNumId w:val="991"/>
+  </w:num>
+  <w:num w:numId="1013">
     <w:abstractNumId w:val="991"/>
   </w:num>
 </w:numbering>
